--- a/burocracy/second_submission/Krainov_ostapiv.docx
+++ b/burocracy/second_submission/Krainov_ostapiv.docx
@@ -792,6 +792,36 @@
           <w:lang w:val="ru-RU"/>
         </w:rPr>
         <w:t>Ученое звание: профессор</w:t>
+      </w:r>
+    </w:p>
+    <w:p>
+      <w:pPr>
+        <w:pStyle w:val="a5"/>
+        <w:ind w:left="118"/>
+        <w:rPr>
+          <w:lang w:val="ru-RU"/>
+        </w:rPr>
+      </w:pPr>
+    </w:p>
+    <w:p>
+      <w:pPr>
+        <w:pStyle w:val="a5"/>
+        <w:ind w:left="118"/>
+        <w:rPr>
+          <w:lang w:val="ru-RU"/>
+        </w:rPr>
+      </w:pPr>
+      <w:r>
+        <w:rPr>
+          <w:lang w:val="ru-RU"/>
+        </w:rPr>
+        <w:t xml:space="preserve">Контактные данные: </w:t>
+      </w:r>
+      <w:r>
+        <w:rPr>
+          <w:lang w:val="ru-RU"/>
+        </w:rPr>
+        <w:tab/>
       </w:r>
     </w:p>
     <w:p>
@@ -1175,7 +1205,54 @@
           <w:rFonts w:ascii="Times New Roman" w:hAnsi="Times New Roman" w:cs="Times New Roman"/>
           <w:sz w:val="24"/>
         </w:rPr>
-        <w:t xml:space="preserve"> Russian Laser Research. – 2025. – V. 46. – No. 1. DOI: 10.1007/s10946-025-10255-4 (Журнал: Q3, Инд. в: </w:t>
+        <w:t xml:space="preserve"> Russian Laser Research. – 2026. – V. 46. – No. </w:t>
+      </w:r>
+      <w:proofErr w:type="gramStart"/>
+      <w:r>
+        <w:rPr>
+          <w:rFonts w:ascii="Times New Roman" w:hAnsi="Times New Roman" w:cs="Times New Roman"/>
+          <w:sz w:val="24"/>
+        </w:rPr>
+        <w:t>1-3</w:t>
+      </w:r>
+      <w:proofErr w:type="gramEnd"/>
+      <w:r>
+        <w:rPr>
+          <w:rFonts w:ascii="Times New Roman" w:hAnsi="Times New Roman" w:cs="Times New Roman"/>
+          <w:sz w:val="24"/>
+        </w:rPr>
+        <w:t xml:space="preserve">. – P. 40. DOI: 10.1007/s10946-025-10255-4 (Журнал: Q3, </w:t>
+      </w:r>
+      <w:proofErr w:type="spellStart"/>
+      <w:r>
+        <w:rPr>
+          <w:rFonts w:ascii="Times New Roman" w:hAnsi="Times New Roman" w:cs="Times New Roman"/>
+          <w:sz w:val="24"/>
+        </w:rPr>
+        <w:t>Импакт</w:t>
+      </w:r>
+      <w:proofErr w:type="spellEnd"/>
+      <w:r>
+        <w:rPr>
+          <w:rFonts w:ascii="Times New Roman" w:hAnsi="Times New Roman" w:cs="Times New Roman"/>
+          <w:sz w:val="24"/>
+        </w:rPr>
+        <w:t>-фактор (2023): 0.</w:t>
+      </w:r>
+      <w:r>
+        <w:rPr>
+          <w:rFonts w:ascii="Times New Roman" w:hAnsi="Times New Roman" w:cs="Times New Roman"/>
+          <w:sz w:val="24"/>
+          <w:lang w:val="en-US"/>
+        </w:rPr>
+        <w:t>2</w:t>
+      </w:r>
+      <w:r>
+        <w:rPr>
+          <w:rFonts w:ascii="Times New Roman" w:hAnsi="Times New Roman" w:cs="Times New Roman"/>
+          <w:sz w:val="24"/>
+        </w:rPr>
+        <w:t xml:space="preserve">, Инд. в: </w:t>
       </w:r>
       <w:proofErr w:type="spellStart"/>
       <w:r>
@@ -1413,7 +1490,46 @@
           <w:rFonts w:ascii="Times New Roman" w:hAnsi="Times New Roman" w:cs="Times New Roman"/>
           <w:sz w:val="24"/>
         </w:rPr>
-        <w:t xml:space="preserve">. – 2024. – V. 45. – No. 8. – P. 3538–3547. DOI: 10.1134/S1995080224604272 (Журнал: Q2, Инд. в: </w:t>
+        <w:t>. – 2024. – V. 45. – No. 8. – P. 3538–3547. DOI: 10.1134/S1995080224604272 (Журнал: Q2,</w:t>
+      </w:r>
+      <w:r>
+        <w:rPr>
+          <w:rFonts w:ascii="Times New Roman" w:hAnsi="Times New Roman" w:cs="Times New Roman"/>
+          <w:sz w:val="24"/>
+          <w:lang w:val="en-US"/>
+        </w:rPr>
+        <w:t xml:space="preserve"> </w:t>
+      </w:r>
+      <w:proofErr w:type="spellStart"/>
+      <w:r>
+        <w:rPr>
+          <w:rFonts w:ascii="Times New Roman" w:hAnsi="Times New Roman" w:cs="Times New Roman"/>
+          <w:sz w:val="24"/>
+        </w:rPr>
+        <w:t>Импакт</w:t>
+      </w:r>
+      <w:proofErr w:type="spellEnd"/>
+      <w:r>
+        <w:rPr>
+          <w:rFonts w:ascii="Times New Roman" w:hAnsi="Times New Roman" w:cs="Times New Roman"/>
+          <w:sz w:val="24"/>
+        </w:rPr>
+        <w:t>-фактор (2023): 0.</w:t>
+      </w:r>
+      <w:r>
+        <w:rPr>
+          <w:rFonts w:ascii="Times New Roman" w:hAnsi="Times New Roman" w:cs="Times New Roman"/>
+          <w:sz w:val="24"/>
+          <w:lang w:val="en-US"/>
+        </w:rPr>
+        <w:t>4</w:t>
+      </w:r>
+      <w:r>
+        <w:rPr>
+          <w:rFonts w:ascii="Times New Roman" w:hAnsi="Times New Roman" w:cs="Times New Roman"/>
+          <w:sz w:val="24"/>
+        </w:rPr>
+        <w:t xml:space="preserve"> Инд. в: </w:t>
       </w:r>
       <w:proofErr w:type="spellStart"/>
       <w:r>
@@ -1683,7 +1799,84 @@
           <w:rFonts w:ascii="Times New Roman" w:hAnsi="Times New Roman" w:cs="Times New Roman"/>
           <w:sz w:val="24"/>
         </w:rPr>
-        <w:t xml:space="preserve"> Physics. – 2023. – V. 460. – Art. 169554. DOI: 10.1016/j.aop.2023.169554 (Журнал: Q1, Инд. в: </w:t>
+        <w:t xml:space="preserve"> Physics. – 2023. – V. 460. – Art. 169554. DOI: 10.1016/j.aop.2023.169554 (Журнал: Q</w:t>
+      </w:r>
+      <w:r>
+        <w:rPr>
+          <w:rFonts w:ascii="Times New Roman" w:hAnsi="Times New Roman" w:cs="Times New Roman"/>
+          <w:sz w:val="24"/>
+          <w:lang w:val="en-US"/>
+        </w:rPr>
+        <w:t>2</w:t>
+      </w:r>
+      <w:r>
+        <w:rPr>
+          <w:rFonts w:ascii="Times New Roman" w:hAnsi="Times New Roman" w:cs="Times New Roman"/>
+          <w:sz w:val="24"/>
+        </w:rPr>
+        <w:t xml:space="preserve">, </w:t>
+      </w:r>
+      <w:proofErr w:type="spellStart"/>
+      <w:r>
+        <w:rPr>
+          <w:rFonts w:ascii="Times New Roman" w:hAnsi="Times New Roman" w:cs="Times New Roman"/>
+          <w:sz w:val="24"/>
+        </w:rPr>
+        <w:t>Импакт</w:t>
+      </w:r>
+      <w:proofErr w:type="spellEnd"/>
+      <w:r>
+        <w:rPr>
+          <w:rFonts w:ascii="Times New Roman" w:hAnsi="Times New Roman" w:cs="Times New Roman"/>
+          <w:sz w:val="24"/>
+        </w:rPr>
+        <w:t xml:space="preserve">-фактор (2023): </w:t>
+      </w:r>
+      <w:proofErr w:type="gramStart"/>
+      <w:r>
+        <w:rPr>
+          <w:rFonts w:ascii="Times New Roman" w:hAnsi="Times New Roman" w:cs="Times New Roman"/>
+          <w:sz w:val="24"/>
+        </w:rPr>
+        <w:t>0.</w:t>
+      </w:r>
+      <w:r>
+        <w:rPr>
+          <w:rFonts w:ascii="Times New Roman" w:hAnsi="Times New Roman" w:cs="Times New Roman"/>
+          <w:sz w:val="24"/>
+          <w:lang w:val="en-US"/>
+        </w:rPr>
+        <w:t>6</w:t>
+      </w:r>
+      <w:r>
+        <w:rPr>
+          <w:rFonts w:ascii="Times New Roman" w:hAnsi="Times New Roman" w:cs="Times New Roman"/>
+          <w:sz w:val="24"/>
+          <w:lang w:val="en-US"/>
+        </w:rPr>
+        <w:t xml:space="preserve"> </w:t>
+      </w:r>
+      <w:r>
+        <w:rPr>
+          <w:rFonts w:ascii="Times New Roman" w:hAnsi="Times New Roman" w:cs="Times New Roman"/>
+          <w:sz w:val="24"/>
+        </w:rPr>
+        <w:t xml:space="preserve"> </w:t>
+      </w:r>
+      <w:r>
+        <w:rPr>
+          <w:rFonts w:ascii="Times New Roman" w:hAnsi="Times New Roman" w:cs="Times New Roman"/>
+          <w:sz w:val="24"/>
+        </w:rPr>
+        <w:t>Инд.</w:t>
+      </w:r>
+      <w:proofErr w:type="gramEnd"/>
+      <w:r>
+        <w:rPr>
+          <w:rFonts w:ascii="Times New Roman" w:hAnsi="Times New Roman" w:cs="Times New Roman"/>
+          <w:sz w:val="24"/>
+        </w:rPr>
+        <w:t xml:space="preserve"> в: </w:t>
       </w:r>
       <w:proofErr w:type="spellStart"/>
       <w:r>
@@ -2627,22 +2820,6 @@
           <w:rFonts w:ascii="Times New Roman" w:hAnsi="Times New Roman" w:cs="Times New Roman"/>
           <w:sz w:val="24"/>
         </w:rPr>
-        <w:t>Belyaev</w:t>
-      </w:r>
-      <w:proofErr w:type="spellEnd"/>
-      <w:r>
-        <w:rPr>
-          <w:rFonts w:ascii="Times New Roman" w:hAnsi="Times New Roman" w:cs="Times New Roman"/>
-          <w:sz w:val="24"/>
-        </w:rPr>
-        <w:t xml:space="preserve"> V. S., </w:t>
-      </w:r>
-      <w:proofErr w:type="spellStart"/>
-      <w:r>
-        <w:rPr>
-          <w:rFonts w:ascii="Times New Roman" w:hAnsi="Times New Roman" w:cs="Times New Roman"/>
-          <w:sz w:val="24"/>
-        </w:rPr>
         <w:t>Krainov</w:t>
       </w:r>
       <w:proofErr w:type="spellEnd"/>
@@ -2651,7 +2828,71 @@
           <w:rFonts w:ascii="Times New Roman" w:hAnsi="Times New Roman" w:cs="Times New Roman"/>
           <w:sz w:val="24"/>
         </w:rPr>
-        <w:t xml:space="preserve"> V. P. Model </w:t>
+        <w:t xml:space="preserve"> V. P. The </w:t>
+      </w:r>
+      <w:proofErr w:type="spellStart"/>
+      <w:r>
+        <w:rPr>
+          <w:rFonts w:ascii="Times New Roman" w:hAnsi="Times New Roman" w:cs="Times New Roman"/>
+          <w:sz w:val="24"/>
+        </w:rPr>
+        <w:t>Holtsmark</w:t>
+      </w:r>
+      <w:proofErr w:type="spellEnd"/>
+      <w:r>
+        <w:rPr>
+          <w:rFonts w:ascii="Times New Roman" w:hAnsi="Times New Roman" w:cs="Times New Roman"/>
+          <w:sz w:val="24"/>
+        </w:rPr>
+        <w:t xml:space="preserve"> </w:t>
+      </w:r>
+      <w:proofErr w:type="spellStart"/>
+      <w:r>
+        <w:rPr>
+          <w:rFonts w:ascii="Times New Roman" w:hAnsi="Times New Roman" w:cs="Times New Roman"/>
+          <w:sz w:val="24"/>
+        </w:rPr>
+        <w:t>model</w:t>
+      </w:r>
+      <w:proofErr w:type="spellEnd"/>
+      <w:r>
+        <w:rPr>
+          <w:rFonts w:ascii="Times New Roman" w:hAnsi="Times New Roman" w:cs="Times New Roman"/>
+          <w:sz w:val="24"/>
+        </w:rPr>
+        <w:t xml:space="preserve"> for a </w:t>
+      </w:r>
+      <w:proofErr w:type="spellStart"/>
+      <w:r>
+        <w:rPr>
+          <w:rFonts w:ascii="Times New Roman" w:hAnsi="Times New Roman" w:cs="Times New Roman"/>
+          <w:sz w:val="24"/>
+        </w:rPr>
+        <w:t>spin</w:t>
+      </w:r>
+      <w:proofErr w:type="spellEnd"/>
+      <w:r>
+        <w:rPr>
+          <w:rFonts w:ascii="Times New Roman" w:hAnsi="Times New Roman" w:cs="Times New Roman"/>
+          <w:sz w:val="24"/>
+        </w:rPr>
+        <w:t xml:space="preserve"> </w:t>
+      </w:r>
+      <w:proofErr w:type="spellStart"/>
+      <w:r>
+        <w:rPr>
+          <w:rFonts w:ascii="Times New Roman" w:hAnsi="Times New Roman" w:cs="Times New Roman"/>
+          <w:sz w:val="24"/>
+        </w:rPr>
+        <w:t>glass</w:t>
+      </w:r>
+      <w:proofErr w:type="spellEnd"/>
+      <w:r>
+        <w:rPr>
+          <w:rFonts w:ascii="Times New Roman" w:hAnsi="Times New Roman" w:cs="Times New Roman"/>
+          <w:sz w:val="24"/>
+        </w:rPr>
+        <w:t xml:space="preserve"> // Physics </w:t>
       </w:r>
       <w:proofErr w:type="spellStart"/>
       <w:r>
@@ -2675,143 +2916,31 @@
           <w:rFonts w:ascii="Times New Roman" w:hAnsi="Times New Roman" w:cs="Times New Roman"/>
           <w:sz w:val="24"/>
         </w:rPr>
-        <w:t>astrophysical</w:t>
-      </w:r>
-      <w:proofErr w:type="spellEnd"/>
-      <w:r>
-        <w:rPr>
-          <w:rFonts w:ascii="Times New Roman" w:hAnsi="Times New Roman" w:cs="Times New Roman"/>
-          <w:sz w:val="24"/>
-        </w:rPr>
-        <w:t xml:space="preserve"> </w:t>
-      </w:r>
-      <w:proofErr w:type="spellStart"/>
-      <w:r>
-        <w:rPr>
-          <w:rFonts w:ascii="Times New Roman" w:hAnsi="Times New Roman" w:cs="Times New Roman"/>
-          <w:sz w:val="24"/>
-        </w:rPr>
-        <w:t>jets</w:t>
-      </w:r>
-      <w:proofErr w:type="spellEnd"/>
-      <w:r>
-        <w:rPr>
-          <w:rFonts w:ascii="Times New Roman" w:hAnsi="Times New Roman" w:cs="Times New Roman"/>
-          <w:sz w:val="24"/>
-        </w:rPr>
-        <w:t xml:space="preserve"> in </w:t>
-      </w:r>
-      <w:proofErr w:type="spellStart"/>
-      <w:r>
-        <w:rPr>
-          <w:rFonts w:ascii="Times New Roman" w:hAnsi="Times New Roman" w:cs="Times New Roman"/>
-          <w:sz w:val="24"/>
-        </w:rPr>
-        <w:t>magnetic</w:t>
-      </w:r>
-      <w:proofErr w:type="spellEnd"/>
-      <w:r>
-        <w:rPr>
-          <w:rFonts w:ascii="Times New Roman" w:hAnsi="Times New Roman" w:cs="Times New Roman"/>
-          <w:sz w:val="24"/>
-        </w:rPr>
-        <w:t xml:space="preserve"> </w:t>
-      </w:r>
-      <w:proofErr w:type="spellStart"/>
-      <w:r>
-        <w:rPr>
-          <w:rFonts w:ascii="Times New Roman" w:hAnsi="Times New Roman" w:cs="Times New Roman"/>
-          <w:sz w:val="24"/>
-        </w:rPr>
-        <w:t>fields</w:t>
-      </w:r>
-      <w:proofErr w:type="spellEnd"/>
-      <w:r>
-        <w:rPr>
-          <w:rFonts w:ascii="Times New Roman" w:hAnsi="Times New Roman" w:cs="Times New Roman"/>
-          <w:sz w:val="24"/>
-        </w:rPr>
-        <w:t xml:space="preserve"> </w:t>
-      </w:r>
-      <w:proofErr w:type="spellStart"/>
-      <w:r>
-        <w:rPr>
-          <w:rFonts w:ascii="Times New Roman" w:hAnsi="Times New Roman" w:cs="Times New Roman"/>
-          <w:sz w:val="24"/>
-        </w:rPr>
-        <w:t>of</w:t>
-      </w:r>
-      <w:proofErr w:type="spellEnd"/>
-      <w:r>
-        <w:rPr>
-          <w:rFonts w:ascii="Times New Roman" w:hAnsi="Times New Roman" w:cs="Times New Roman"/>
-          <w:sz w:val="24"/>
-        </w:rPr>
-        <w:t xml:space="preserve"> laser </w:t>
-      </w:r>
-      <w:proofErr w:type="spellStart"/>
-      <w:r>
-        <w:rPr>
-          <w:rFonts w:ascii="Times New Roman" w:hAnsi="Times New Roman" w:cs="Times New Roman"/>
-          <w:sz w:val="24"/>
-        </w:rPr>
-        <w:t>relativistic</w:t>
-      </w:r>
-      <w:proofErr w:type="spellEnd"/>
-      <w:r>
-        <w:rPr>
-          <w:rFonts w:ascii="Times New Roman" w:hAnsi="Times New Roman" w:cs="Times New Roman"/>
-          <w:sz w:val="24"/>
-        </w:rPr>
-        <w:t xml:space="preserve"> </w:t>
-      </w:r>
-      <w:proofErr w:type="spellStart"/>
-      <w:r>
-        <w:rPr>
-          <w:rFonts w:ascii="Times New Roman" w:hAnsi="Times New Roman" w:cs="Times New Roman"/>
-          <w:sz w:val="24"/>
-        </w:rPr>
-        <w:t>plasmas</w:t>
-      </w:r>
-      <w:proofErr w:type="spellEnd"/>
-      <w:r>
-        <w:rPr>
-          <w:rFonts w:ascii="Times New Roman" w:hAnsi="Times New Roman" w:cs="Times New Roman"/>
-          <w:sz w:val="24"/>
-        </w:rPr>
-        <w:t xml:space="preserve"> // </w:t>
-      </w:r>
-      <w:proofErr w:type="spellStart"/>
-      <w:r>
-        <w:rPr>
-          <w:rFonts w:ascii="Times New Roman" w:hAnsi="Times New Roman" w:cs="Times New Roman"/>
-          <w:sz w:val="24"/>
-        </w:rPr>
-        <w:t>Astronomicheskij</w:t>
-      </w:r>
-      <w:proofErr w:type="spellEnd"/>
-      <w:r>
-        <w:rPr>
-          <w:rFonts w:ascii="Times New Roman" w:hAnsi="Times New Roman" w:cs="Times New Roman"/>
-          <w:sz w:val="24"/>
-        </w:rPr>
-        <w:t xml:space="preserve"> </w:t>
-      </w:r>
-      <w:proofErr w:type="spellStart"/>
-      <w:r>
-        <w:rPr>
-          <w:rFonts w:ascii="Times New Roman" w:hAnsi="Times New Roman" w:cs="Times New Roman"/>
-          <w:sz w:val="24"/>
-        </w:rPr>
-        <w:t>zhurnal</w:t>
-      </w:r>
-      <w:proofErr w:type="spellEnd"/>
-      <w:r>
-        <w:rPr>
-          <w:rFonts w:ascii="Times New Roman" w:hAnsi="Times New Roman" w:cs="Times New Roman"/>
-          <w:sz w:val="24"/>
-        </w:rPr>
-        <w:t xml:space="preserve">. – 2024. – V. 101. – No. 4. – P. 311–320. DOI: 10.31857/S0004629924040022 (Журнал: Q1, </w:t>
+        <w:t>the</w:t>
+      </w:r>
+      <w:proofErr w:type="spellEnd"/>
+      <w:r>
+        <w:rPr>
+          <w:rFonts w:ascii="Times New Roman" w:hAnsi="Times New Roman" w:cs="Times New Roman"/>
+          <w:sz w:val="24"/>
+        </w:rPr>
+        <w:t xml:space="preserve"> </w:t>
+      </w:r>
+      <w:proofErr w:type="spellStart"/>
+      <w:r>
+        <w:rPr>
+          <w:rFonts w:ascii="Times New Roman" w:hAnsi="Times New Roman" w:cs="Times New Roman"/>
+          <w:sz w:val="24"/>
+        </w:rPr>
+        <w:t>Solid</w:t>
+      </w:r>
+      <w:proofErr w:type="spellEnd"/>
+      <w:r>
+        <w:rPr>
+          <w:rFonts w:ascii="Times New Roman" w:hAnsi="Times New Roman" w:cs="Times New Roman"/>
+          <w:sz w:val="24"/>
+        </w:rPr>
+        <w:t xml:space="preserve"> State. – 2025. – V. 67. – No. 2. – P. 285–288. DOI: 10.61011/FTT.2025.02.59983.344 (Журнал: Q4, </w:t>
       </w:r>
       <w:proofErr w:type="spellStart"/>
       <w:r>
@@ -2827,7 +2956,7 @@
           <w:rFonts w:ascii="Times New Roman" w:hAnsi="Times New Roman" w:cs="Times New Roman"/>
           <w:sz w:val="24"/>
         </w:rPr>
-        <w:t xml:space="preserve">-фактор (2023): 5.1, Инд. в: </w:t>
+        <w:t xml:space="preserve">-фактор (2023): 0.9, Инд. в: </w:t>
       </w:r>
       <w:proofErr w:type="spellStart"/>
       <w:r>
@@ -3007,6 +3136,7 @@
           <w:rFonts w:ascii="Times New Roman" w:hAnsi="Times New Roman" w:cs="Times New Roman"/>
           <w:sz w:val="24"/>
         </w:rPr>
+        <w:lastRenderedPageBreak/>
         <w:t>Krainov</w:t>
       </w:r>
       <w:proofErr w:type="spellEnd"/>
@@ -3181,7 +3311,6 @@
           <w:rFonts w:ascii="Times New Roman" w:hAnsi="Times New Roman" w:cs="Times New Roman"/>
           <w:sz w:val="24"/>
         </w:rPr>
-        <w:lastRenderedPageBreak/>
         <w:t>Belyaev</w:t>
       </w:r>
       <w:proofErr w:type="spellEnd"/>
@@ -5897,6 +6026,29 @@
       <w:lang w:val="en-US"/>
     </w:rPr>
   </w:style>
+  <w:style w:type="character" w:styleId="a7">
+    <w:name w:val="Hyperlink"/>
+    <w:basedOn w:val="a0"/>
+    <w:uiPriority w:val="99"/>
+    <w:unhideWhenUsed/>
+    <w:rsid w:val="00093790"/>
+    <w:rPr>
+      <w:color w:val="0000FF" w:themeColor="hyperlink"/>
+      <w:u w:val="single"/>
+    </w:rPr>
+  </w:style>
+  <w:style w:type="character" w:styleId="a8">
+    <w:name w:val="Unresolved Mention"/>
+    <w:basedOn w:val="a0"/>
+    <w:uiPriority w:val="99"/>
+    <w:semiHidden/>
+    <w:unhideWhenUsed/>
+    <w:rsid w:val="00093790"/>
+    <w:rPr>
+      <w:color w:val="605E5C"/>
+      <w:shd w:val="clear" w:color="auto" w:fill="E1DFDD"/>
+    </w:rPr>
+  </w:style>
 </w:styles>
 </file>
 
